--- a/zaini_case_audit_output/outputs/word/documents/033_مرفقات المدعي عدنان زيني في الدعوى رقم 42824717.pdf.docx
+++ b/zaini_case_audit_output/outputs/word/documents/033_مرفقات المدعي عدنان زيني في الدعوى رقم 42824717.pdf.docx
@@ -53,6 +53,20 @@
         <w:t>[مخرج آلي / Script Output - سماوي]  [مخرج آلي يحتاج مراجعة بشرية - وردي]</w:t>
       </w:r>
     </w:p>
+    <w:p>
+      <w:pPr>
+        <w:jc w:val="right"/>
+        <w:bidi/>
+      </w:pPr>
+      <w:r>
+        <w:rPr>
+          <w:b w:val="0"/>
+          <w:i/>
+          <w:color w:val="C00000"/>
+        </w:rPr>
+        <w:t>[نص ممسوح OCR صُحِّح ترتيبه آلياً — قد يحتوي أخطاء طفيفة]</w:t>
+      </w:r>
+    </w:p>
     <w:p/>
     <w:p>
       <w:pPr>
@@ -558,7 +572,7 @@
           <w:b w:val="0"/>
           <w:i w:val="0"/>
         </w:rPr>
-        <w:t>سابعاً : التجاوزات.</w:t>
+        <w:t>.تازواجتلا : ًاعباس</w:t>
       </w:r>
     </w:p>
     <w:p>
@@ -36568,7 +36582,7 @@
           <w:b w:val="0"/>
           <w:i w:val="0"/>
         </w:rPr>
-        <w:t>سابعاً : التجـ</w:t>
+        <w:t>ـجتلا : ًاعباس</w:t>
       </w:r>
     </w:p>
     <w:p>
@@ -36594,7 +36608,7 @@
           <w:b w:val="0"/>
           <w:i w:val="0"/>
         </w:rPr>
-        <w:t>سابعاً : التجاوزات</w:t>
+        <w:t>تازواجتلا : ًاعباس</w:t>
       </w:r>
     </w:p>
     <w:p>

--- a/zaini_case_audit_output/outputs/word/documents/033_مرفقات المدعي عدنان زيني في الدعوى رقم 42824717.pdf.docx
+++ b/zaini_case_audit_output/outputs/word/documents/033_مرفقات المدعي عدنان زيني في الدعوى رقم 42824717.pdf.docx
@@ -26221,7 +26221,7 @@
           <w:b w:val="0"/>
           <w:i w:val="0"/>
         </w:rPr>
-        <w:t>تتألف العين المستأجرة من ثلاثة طوابق وميزانين ودور أرضي ومعارض ومواقف سيارات وتشغل شركة أوزكو من المبنى الدور الثالث كاملاً كما تبلغ قيمة الإيجار السنوي ريال سعودي وبداء سريان عقد الإيجار من ۲۰۱٠/٥/١م) مرفق رقم (۳) وبهذا تكون فترة انتفاع الشركات بالعين المستأجرة أحد عشر شهر (من ٥/١/ ۲۰۱۰م إلى تاريخ إجراء المحاسبة بين الشركاء في ۲۰۱۱/۳/۳۱م وبذلك تكون حصة مجموعة الشركات من الإيجار مبلغ</w:t>
+        <w:t>تتألف العين المستأجرة من ثلاثة طوابق وميزانين ودور أرضي ومعارض ومواقف سيارات وتشغل شركة أوزكو من المبنى الدور الث كاملاً كما تبلغ قيمة الإيجار السنوي ريال سعودي وبداء سريان عقد الإيجار من ۲۰۱٠/٥/١م) مرفق رقم (۳) وبهذا تكون فترة انتفاع الشركات بالعين المستأجرة أحد عشر شهر (من ٥/١/ ۲۰۱۰م إلى تاريخ إجراء المحاسبة بين الشركاء في ۲۰۱۱/۳/۳۱م وبذلك تكون حصة مجموعة الشركات من الإيجار مبلغ</w:t>
       </w:r>
     </w:p>
     <w:p>
@@ -38818,7 +38818,7 @@
           <w:b w:val="0"/>
           <w:i w:val="0"/>
         </w:rPr>
-        <w:t>هليمت عم راملكلا لوأ خيرات نم مايأ ةرشع دعب ةكرشلا تاراسفتسا ىلع درلا يف ليمعلا بواجت مدع دنع ةلاوحلا ءاقلا ةكرشلل قحي ةلاوحلا هذه ببسب ةهج ة قحتست ىرخأ فيراصم وأ ةلومع نم ةلاوحلا ةميق نم تاعاطقتسا يأ مصخ ىلع قفاوأ ثلاثلا فرطلا نم مهف ءوس وأ أطخ يأ نم و لاسرإلا طوطخ وا ةزهجألا يف لطع ببسب ةجتان ةراسخ يأ نم رامثتسالل ةيفرصملا يحجارلا ةكرش ىلعن نحنل انأو جذومنلا اذه يف ةحضوملا تانايبلا ةحص ىلع قداصت نميلا</w:t>
+        <w:t>هليمت عم راملكلا لوأ خيرات نم مايأ ةرشع دعب ةكرشلا تاراسفتسا ىلع درلا يف ليمعلا بواجت مدع دنع ةلاوحلا ءاقلا ةكرشلل قحي ةلاوحلا هذه ببسب ةهج ة قحتست ىرخأ فيراصم وأ ةلومع نم ةلاوحلا ةميق نم تاعاطقتسا يأ مصخ ىلع قفاوأ ثلا فرطلا نم مهف ءوس وأ أطخ يأ نم و لاسرإلا طوطخ وا ةزهجألا يف لطع ببسب ةجتان ةراسخ يأ نم رامثتسالل ةيفرصملا يحجارلا ةكرش ىلعن نحنل انأو جذومنلا اذه يف ةحضوملا تانايبلا ةحص ىلع قداصت نميلا</w:t>
       </w:r>
     </w:p>
     <w:p>
@@ -40144,7 +40144,7 @@
           <w:b w:val="0"/>
           <w:i w:val="0"/>
         </w:rPr>
-        <w:t>هليمحت عم راسفتسا لوأ خيرات نم مايأ ةرشع دعب ةكرشلا تاراسفتسا ىلع درلا يف ليمعلا بواجت مدع دنع ةلاوحلا ءاغلا ةكرشلل قحي .ةلاوحلا هذه ببسب ةهج : قحتست ىرخأ فيراصم وأ ةلومع نم ةلاوحلا ةميق نم تاعاطقتسا يأ مصخ ىلع قفاوأ ثلاثلا فرطلا نم مهف ءوس وأ/و اطخ يأ نم و لاسرإلا طوطخ ن ةزهجألا يف لطع ببسب ةجتال ةراسخ يأ نم رامثتسالل ةيفرصملا يحجارلا ةكرش ىنعي نمل انأو جذومنلا اذه يف ةحضوملا تانايبلا ةحص ىلع قداصلا نح</w:t>
+        <w:t>هليمحت عم راسفتسا لوأ خيرات نم مايأ ةرشع دعب ةكرشلا تاراسفتسا ىلع درلا يف ليمعلا بواجت مدع دنع ةلاوحلا ءاغلا ةكرشلل قحي .ةلاوحلا هذه ببسب ةهج : قحتست ىرخأ فيراصم وأ ةلومع نم ةلاوحلا ةميق نم تاعاطقتسا يأ مصخ ىلع قفاوأ ثلا فرطلا نم مهف ءوس وأ/و اطخ يأ نم و لاسرإلا طوطخ ن ةزهجألا يف لطع ببسب ةجتال ةراسخ يأ نم رامثتسالل ةيفرصملا يحجارلا ةكرش ىنعي نمل انأو جذومنلا اذه يف ةحضوملا تانايبلا ةحص ىلع قداصلا نح</w:t>
       </w:r>
     </w:p>
     <w:p>
@@ -40898,7 +40898,7 @@
           <w:b w:val="0"/>
           <w:i w:val="0"/>
         </w:rPr>
-        <w:t>وأ / و اطخ يأ نم و لاسرإلا طوطخ هليمحت عم راسفتسا لوأ خيرات نم مايأ ةرشع دعب ةكرشلا تاراسفتسا ىلع درلا يف ليمعلا بواجت مدع دنع ةلاوحلا ءاغلإ ةكرشلل قحي .ةلاوحلا هذه ببسب ةهج قحتست ىرخأ فيراصم وأ ةلومع نم ةلاوحلا ةميق نم تاعاطقتسا يأ مصخ ىلع قفاوأ ثلاثلا فرطلا نم مهف ءوس ةزهجألا يف لطع ببسب ةجتان ةراسخ يأ نم رامثتسالل ةيفرصملا يحجارلا ةكرش ىلعن نحن انأو جذومنلا اذه يف ةحضوملا تانايبلا ةحفص ىلع قداصت نم</w:t>
+        <w:t>وأ / و اطخ يأ نم و لاسرإلا طوطخ هليمحت عم راسفتسا لوأ خيرات نم مايأ ةرشع دعب ةكرشلا تاراسفتسا ىلع درلا يف ليمعلا بواجت مدع دنع ةلاوحلا ءاغلإ ةكرشلل قحي .ةلاوحلا هذه ببسب ةهج قحتست ىرخأ فيراصم وأ ةلومع نم ةلاوحلا ةميق نم تاعاطقتسا يأ مصخ ىلع قفاوأ ثلا فرطلا نم مهف ءوس ةزهجألا يف لطع ببسب ةجتان ةراسخ يأ نم رامثتسالل ةيفرصملا يحجارلا ةكرش ىلعن نحن انأو جذومنلا اذه يف ةحضوملا تانايبلا ةحفص ىلع قداصت نم</w:t>
       </w:r>
     </w:p>
     <w:p>
@@ -42003,7 +42003,7 @@
           <w:b w:val="0"/>
           <w:i w:val="0"/>
         </w:rPr>
-        <w:t>هلهست عم راسفتسا لوأ خيرات نم مايأ ةرشع دعب ةكرشلا تاراسفتسا ىلع درلا يف ليصلا بواجت مدع دنع ةلاوحلا ءاغلإ ةكرشلل قحي .ةلاوحلا هذه ببسب ةهج قحتست ىرخأ فيراصم وأ ةلومع نم ةلاوحلا ةميق نم تاعاطقتسا يأ مصخ ىلع قفاوأ ثلاثلا فرطلا نم مهف ءوس وأ/و أطخ يأ نم و لاسرإلا طوطخ ر .ةزهجألا يف لطع ببسب ةجتان ةراسخ يأ نم رامثتسالل ةيفرصملا يحجارلا ةكرش ىنعي نحن انأو جذومنلا اذه يف ةحضوملا تانايبلا ةحص ىلع قداصت لم</w:t>
+        <w:t>هلهست عم راسفتسا لوأ خيرات نم مايأ ةرشع دعب ةكرشلا تاراسفتسا ىلع درلا يف ليصلا بواجت مدع دنع ةلاوحلا ءاغلإ ةكرشلل قحي .ةلاوحلا هذه ببسب ةهج قحتست ىرخأ فيراصم وأ ةلومع نم ةلاوحلا ةميق نم تاعاطقتسا يأ مصخ ىلع قفاوأ ثلا فرطلا نم مهف ءوس وأ/و أطخ يأ نم و لاسرإلا طوطخ ر .ةزهجألا يف لطع ببسب ةجتان ةراسخ يأ نم رامثتسالل ةيفرصملا يحجارلا ةكرش ىنعي نحن انأو جذومنلا اذه يف ةحضوملا تانايبلا ةحص ىلع قداصت لم</w:t>
       </w:r>
     </w:p>
     <w:p>
